--- a/Ôn tập.docx
+++ b/Ôn tập.docx
@@ -3675,12 +3675,12 @@
           <wp:inline distB="114300" distT="114300" distL="114300" distR="114300">
             <wp:extent cx="5943600" cy="7986713"/>
             <wp:effectExtent b="0" l="0" r="0" t="0"/>
-            <wp:docPr id="1" name="image1.png"/>
+            <wp:docPr id="1" name="image2.png"/>
             <a:graphic>
               <a:graphicData uri="http://schemas.openxmlformats.org/drawingml/2006/picture">
                 <pic:pic>
                   <pic:nvPicPr>
-                    <pic:cNvPr id="0" name="image1.png"/>
+                    <pic:cNvPr id="0" name="image2.png"/>
                     <pic:cNvPicPr preferRelativeResize="0"/>
                   </pic:nvPicPr>
                   <pic:blipFill>
@@ -3781,6 +3781,49 @@
           <w:rtl w:val="0"/>
         </w:rPr>
         <w:t xml:space="preserve">ERD: </w:t>
+      </w:r>
+      <w:r>
+        <w:rPr>
+          <w:b w:val="1"/>
+          <w:bCs w:val="1"/>
+        </w:rPr>
+        <w:drawing>
+          <wp:inline distB="114300" distT="114300" distL="114300" distR="114300">
+            <wp:extent cx="5943600" cy="3365500"/>
+            <wp:effectExtent b="0" l="0" r="0" t="0"/>
+            <wp:docPr id="2" name="image1.png"/>
+            <a:graphic>
+              <a:graphicData uri="http://schemas.openxmlformats.org/drawingml/2006/picture">
+                <pic:pic>
+                  <pic:nvPicPr>
+                    <pic:cNvPr id="0" name="image1.png"/>
+                    <pic:cNvPicPr preferRelativeResize="0"/>
+                  </pic:nvPicPr>
+                  <pic:blipFill>
+                    <a:blip r:embed="rId7"/>
+                    <a:srcRect b="0" l="0" r="0" t="0"/>
+                    <a:stretch>
+                      <a:fillRect/>
+                    </a:stretch>
+                  </pic:blipFill>
+                  <pic:spPr>
+                    <a:xfrm>
+                      <a:off x="0" y="0"/>
+                      <a:ext cx="5943600" cy="3365500"/>
+                    </a:xfrm>
+                    <a:prstGeom prst="rect"/>
+                    <a:ln/>
+                  </pic:spPr>
+                </pic:pic>
+              </a:graphicData>
+            </a:graphic>
+          </wp:inline>
+        </w:drawing>
+      </w:r>
+      <w:r>
+        <w:rPr>
+          <w:rtl w:val="0"/>
+        </w:rPr>
       </w:r>
     </w:p>
     <w:p>
@@ -4672,16 +4715,30 @@
         <w:rPr>
           <w:rtl w:val="0"/>
         </w:rPr>
-        <w:t xml:space="preserve">Giải pháp hạn chế đặt trùng: ........................................................</w:t>
+        <w:t xml:space="preserve">Giải pháp hạn chế đặt trùng: </w:t>
+      </w:r>
+      <w:r>
+        <w:rPr>
+          <w:rtl w:val="0"/>
+        </w:rPr>
+        <w:t xml:space="preserve">exclusion constraint (PostgreSQL) EXCLUDE USING gist (room_id WITH =, tstzrange(start_time,end_time) WITH &amp;&amp;) WHERE status IN ('Chờ đặt cọc','Đã xác nhận','Đang sử dụng'). Nếu DB không hỗ trợ, dùng SELECT … FOR UPDATE trên dòng phòng trong transaction.</w:t>
       </w:r>
     </w:p>
     <w:p>
       <w:pPr>
-        <w:ind w:left="0" w:firstLine="0"/>
-        <w:rPr>
-          <w:b w:val="1"/>
-          <w:bCs w:val="1"/>
-        </w:rPr>
+        <w:spacing w:after="240" w:before="240" w:lineRule="auto"/>
+        <w:rPr/>
+      </w:pPr>
+      <w:r>
+        <w:rPr>
+          <w:rtl w:val="0"/>
+        </w:rPr>
+        <w:t xml:space="preserve">Một giao dịch cọc thành công: UNIQUE (booking_id) WHERE status = 'SUCCESS' trên bảng Payment.</w:t>
+      </w:r>
+    </w:p>
+    <w:p>
+      <w:pPr>
+        <w:rPr/>
       </w:pPr>
       <w:r>
         <w:rPr>
@@ -5732,6 +5789,30 @@
     </w:tbl>
     <w:p>
       <w:pPr>
+        <w:spacing w:after="240" w:before="240" w:lineRule="auto"/>
+        <w:rPr/>
+      </w:pPr>
+      <w:r>
+        <w:rPr>
+          <w:rtl w:val="0"/>
+        </w:rPr>
+        <w:t xml:space="preserve">CTA chính – lý do: "Tiếp tục", vì đó là hành động duy nhất hoàn tất mục tiêu của màn hình này và dẫn sang bước xác nhận. "Giữ phòng &amp; thanh toán" là CTA của màn hình sau.</w:t>
+      </w:r>
+    </w:p>
+    <w:p>
+      <w:pPr>
+        <w:spacing w:after="240" w:before="240" w:lineRule="auto"/>
+        <w:rPr/>
+      </w:pPr>
+      <w:r>
+        <w:rPr>
+          <w:rtl w:val="0"/>
+        </w:rPr>
+        <w:t xml:space="preserve">Trạng thái đã chọn – Loading: hiện 3 thẻ skeleton cùng kích thước thẻ phòng, giữ nguyên bộ lọc phía trên, vô hiệu hóa nút "Tiếp tục" cho đến khi tải xong.</w:t>
+      </w:r>
+    </w:p>
+    <w:p>
+      <w:pPr>
         <w:rPr/>
       </w:pPr>
       <w:r>
@@ -5756,7 +5837,6 @@
           <w:bCs w:val="1"/>
           <w:sz w:val="34"/>
           <w:szCs w:val="34"/>
-          <w:u w:val="none"/>
         </w:rPr>
       </w:pPr>
       <w:bookmarkStart w:colFirst="0" w:colLast="0" w:name="_myuxvwft5g3j" w:id="4"/>
@@ -5913,15 +5993,10 @@
           </w:tcPr>
           <w:p>
             <w:pPr>
-              <w:rPr>
-                <w:sz w:val="20"/>
-                <w:szCs w:val="20"/>
-              </w:rPr>
-            </w:pPr>
-            <w:r>
-              <w:rPr>
-                <w:sz w:val="20"/>
-                <w:szCs w:val="20"/>
+              <w:rPr/>
+            </w:pPr>
+            <w:r>
+              <w:rPr>
                 <w:rtl w:val="0"/>
               </w:rPr>
               <w:t xml:space="preserve">Giao diện</w:t>
@@ -5946,11 +6021,14 @@
           </w:tcPr>
           <w:p>
             <w:pPr>
-              <w:rPr>
-                <w:b w:val="1"/>
-                <w:bCs w:val="1"/>
-              </w:rPr>
-            </w:pPr>
+              <w:rPr/>
+            </w:pPr>
+            <w:r>
+              <w:rPr>
+                <w:rtl w:val="0"/>
+              </w:rPr>
+              <w:t xml:space="preserve">Thêm mục "Mời người tham dự": nhập email, danh sách trạng thái (Chờ/Chấp nhận/Từ chối), nút Gửi lại, lịch sử gửi</w:t>
+            </w:r>
             <w:r>
               <w:rPr>
                 <w:rtl w:val="0"/>
@@ -5983,15 +6061,10 @@
           </w:tcPr>
           <w:p>
             <w:pPr>
-              <w:rPr>
-                <w:sz w:val="20"/>
-                <w:szCs w:val="20"/>
-              </w:rPr>
-            </w:pPr>
-            <w:r>
-              <w:rPr>
-                <w:sz w:val="20"/>
-                <w:szCs w:val="20"/>
+              <w:rPr/>
+            </w:pPr>
+            <w:r>
+              <w:rPr>
                 <w:rtl w:val="0"/>
               </w:rPr>
               <w:t xml:space="preserve">Validation và bảo mật</w:t>
@@ -6016,15 +6089,19 @@
           </w:tcPr>
           <w:p>
             <w:pPr>
-              <w:rPr>
-                <w:b w:val="1"/>
-                <w:bCs w:val="1"/>
-              </w:rPr>
-            </w:pPr>
-            <w:r>
-              <w:rPr>
-                <w:rtl w:val="0"/>
-              </w:rPr>
+              <w:rPr/>
+            </w:pPr>
+            <w:r>
+              <w:rPr>
+                <w:rtl w:val="0"/>
+              </w:rPr>
+              <w:t xml:space="preserve">Kiểm tra định dạng và trùng email; giới hạn số lời mời ≤ sức chứa; giới hạn tần suất gửi lại; token xác nhận dùng một lần, có hạn; chỉ chủ lượt đặt xem được phản hồi</w:t>
+            </w:r>
+            <w:r>
+              <w:rPr>
+                <w:rtl w:val="0"/>
+              </w:rPr>
+              <w:t xml:space="preserve"> </w:t>
             </w:r>
           </w:p>
         </w:tc>
@@ -6053,15 +6130,10 @@
           </w:tcPr>
           <w:p>
             <w:pPr>
-              <w:rPr>
-                <w:sz w:val="20"/>
-                <w:szCs w:val="20"/>
-              </w:rPr>
-            </w:pPr>
-            <w:r>
-              <w:rPr>
-                <w:sz w:val="20"/>
-                <w:szCs w:val="20"/>
+              <w:rPr/>
+            </w:pPr>
+            <w:r>
+              <w:rPr>
                 <w:rtl w:val="0"/>
               </w:rPr>
               <w:t xml:space="preserve">Use Case/Activity</w:t>
@@ -6086,11 +6158,14 @@
           </w:tcPr>
           <w:p>
             <w:pPr>
-              <w:rPr>
-                <w:b w:val="1"/>
-                <w:bCs w:val="1"/>
-              </w:rPr>
-            </w:pPr>
+              <w:rPr/>
+            </w:pPr>
+            <w:r>
+              <w:rPr>
+                <w:rtl w:val="0"/>
+              </w:rPr>
+              <w:t xml:space="preserve">Thêm Actor "Người được mời", UC "Mời người tham dự" và "Phản hồi lời mời"; nhánh gửi lại; hủy lượt đặt thì vô hiệu lời mời</w:t>
+            </w:r>
             <w:r>
               <w:rPr>
                 <w:rtl w:val="0"/>
@@ -6123,15 +6198,10 @@
           </w:tcPr>
           <w:p>
             <w:pPr>
-              <w:rPr>
-                <w:sz w:val="20"/>
-                <w:szCs w:val="20"/>
-              </w:rPr>
-            </w:pPr>
-            <w:r>
-              <w:rPr>
-                <w:sz w:val="20"/>
-                <w:szCs w:val="20"/>
+              <w:rPr/>
+            </w:pPr>
+            <w:r>
+              <w:rPr>
                 <w:rtl w:val="0"/>
               </w:rPr>
               <w:t xml:space="preserve">ERD</w:t>
@@ -6156,15 +6226,19 @@
           </w:tcPr>
           <w:p>
             <w:pPr>
-              <w:rPr>
-                <w:b w:val="1"/>
-                <w:bCs w:val="1"/>
-              </w:rPr>
-            </w:pPr>
-            <w:r>
-              <w:rPr>
-                <w:rtl w:val="0"/>
-              </w:rPr>
+              <w:rPr/>
+            </w:pPr>
+            <w:r>
+              <w:rPr>
+                <w:rtl w:val="0"/>
+              </w:rPr>
+              <w:t xml:space="preserve">Thực thể mới Invitation (booking_id, email, status, token_hash, expires_at, responded_at) và InvitationLog (invitation_id, sent_at, status). Quan hệ: Booking 1–N Invitation, Invitation 1–N InvitationLog.</w:t>
+            </w:r>
+            <w:r>
+              <w:rPr>
+                <w:rtl w:val="0"/>
+              </w:rPr>
+              <w:t xml:space="preserve"> </w:t>
             </w:r>
           </w:p>
         </w:tc>
@@ -6193,15 +6267,10 @@
           </w:tcPr>
           <w:p>
             <w:pPr>
-              <w:rPr>
-                <w:sz w:val="20"/>
-                <w:szCs w:val="20"/>
-              </w:rPr>
-            </w:pPr>
-            <w:r>
-              <w:rPr>
-                <w:sz w:val="20"/>
-                <w:szCs w:val="20"/>
+              <w:rPr/>
+            </w:pPr>
+            <w:r>
+              <w:rPr>
                 <w:rtl w:val="0"/>
               </w:rPr>
               <w:t xml:space="preserve">Thông báo và tác vụ nền</w:t>
@@ -6226,15 +6295,19 @@
           </w:tcPr>
           <w:p>
             <w:pPr>
-              <w:rPr>
-                <w:b w:val="1"/>
-                <w:bCs w:val="1"/>
-              </w:rPr>
-            </w:pPr>
-            <w:r>
-              <w:rPr>
-                <w:rtl w:val="0"/>
-              </w:rPr>
+              <w:rPr/>
+            </w:pPr>
+            <w:r>
+              <w:rPr>
+                <w:rtl w:val="0"/>
+              </w:rPr>
+              <w:t xml:space="preserve">Gửi email qua hàng đợi và tự thử lại khi lỗi, job hết hạn lời mời, nhắc trước giờ họp, thông báo cho chủ lượt đặt khi có phản hồi.</w:t>
+            </w:r>
+            <w:r>
+              <w:rPr>
+                <w:rtl w:val="0"/>
+              </w:rPr>
+              <w:t xml:space="preserve"> </w:t>
             </w:r>
           </w:p>
         </w:tc>
